--- a/NLP taks/Pius Karoki kavet1 NLP tasks.docx
+++ b/NLP taks/Pius Karoki kavet1 NLP tasks.docx
@@ -94,6 +94,7 @@
           <w:lang w:val="en-KE"/>
         </w:rPr>
       </w:pPr>
+      <w:proofErr w:type="spellStart"/>
       <w:r>
         <w:rPr>
           <w:rFonts w:ascii="Times New Roman" w:hAnsi="Times New Roman" w:cs="Times New Roman"/>
@@ -101,27 +102,57 @@
           <w:szCs w:val="28"/>
           <w:lang w:val="en-KE"/>
         </w:rPr>
-        <w:t>Bsccs/2024/47723</w:t>
-      </w:r>
-    </w:p>
-    <w:p>
-      <w:pPr>
-        <w:jc w:val="center"/>
+        <w:t>Bsccs</w:t>
+      </w:r>
+      <w:proofErr w:type="spellEnd"/>
+      <w:r>
         <w:rPr>
           <w:rFonts w:ascii="Times New Roman" w:hAnsi="Times New Roman" w:cs="Times New Roman"/>
           <w:sz w:val="28"/>
           <w:szCs w:val="28"/>
           <w:lang w:val="en-KE"/>
         </w:rPr>
-      </w:pPr>
-      <w:r>
+        <w:t>/2024/47723</w:t>
+      </w:r>
+    </w:p>
+    <w:p>
+      <w:pPr>
+        <w:jc w:val="center"/>
         <w:rPr>
           <w:rFonts w:ascii="Times New Roman" w:hAnsi="Times New Roman" w:cs="Times New Roman"/>
           <w:sz w:val="28"/>
           <w:szCs w:val="28"/>
           <w:lang w:val="en-KE"/>
         </w:rPr>
-        <w:t>Bachelor Of Science In Computer Science</w:t>
+      </w:pPr>
+      <w:r>
+        <w:rPr>
+          <w:rFonts w:ascii="Times New Roman" w:hAnsi="Times New Roman" w:cs="Times New Roman"/>
+          <w:sz w:val="28"/>
+          <w:szCs w:val="28"/>
+          <w:lang w:val="en-KE"/>
+        </w:rPr>
+        <w:t xml:space="preserve">Bachelor Of Science </w:t>
+      </w:r>
+      <w:proofErr w:type="gramStart"/>
+      <w:r>
+        <w:rPr>
+          <w:rFonts w:ascii="Times New Roman" w:hAnsi="Times New Roman" w:cs="Times New Roman"/>
+          <w:sz w:val="28"/>
+          <w:szCs w:val="28"/>
+          <w:lang w:val="en-KE"/>
+        </w:rPr>
+        <w:t>In</w:t>
+      </w:r>
+      <w:proofErr w:type="gramEnd"/>
+      <w:r>
+        <w:rPr>
+          <w:rFonts w:ascii="Times New Roman" w:hAnsi="Times New Roman" w:cs="Times New Roman"/>
+          <w:sz w:val="28"/>
+          <w:szCs w:val="28"/>
+          <w:lang w:val="en-KE"/>
+        </w:rPr>
+        <w:t xml:space="preserve"> Computer Science</w:t>
       </w:r>
     </w:p>
     <w:p>
@@ -414,6 +445,7 @@
           <w:lang w:val="en-KE"/>
         </w:rPr>
       </w:pPr>
+      <w:proofErr w:type="spellStart"/>
       <w:r>
         <w:rPr>
           <w:rFonts w:ascii="Times New Roman" w:hAnsi="Times New Roman" w:cs="Times New Roman"/>
@@ -421,7 +453,17 @@
           <w:szCs w:val="28"/>
           <w:lang w:val="en-KE"/>
         </w:rPr>
-        <w:t xml:space="preserve">Github Repository: </w:t>
+        <w:t>Github</w:t>
+      </w:r>
+      <w:proofErr w:type="spellEnd"/>
+      <w:r>
+        <w:rPr>
+          <w:rFonts w:ascii="Times New Roman" w:hAnsi="Times New Roman" w:cs="Times New Roman"/>
+          <w:sz w:val="28"/>
+          <w:szCs w:val="28"/>
+          <w:lang w:val="en-KE"/>
+        </w:rPr>
+        <w:t xml:space="preserve"> Repository: </w:t>
       </w:r>
       <w:hyperlink r:id="rId9" w:history="1">
         <w:r>
@@ -561,7 +603,7 @@
           <w:r>
             <w:fldChar w:fldCharType="separate"/>
           </w:r>
-          <w:hyperlink w:anchor="_Toc231556565" w:history="1">
+          <w:hyperlink w:anchor="_Toc232674683" w:history="1">
             <w:r>
               <w:rPr>
                 <w:rStyle w:val="Hyperlink"/>
@@ -601,7 +643,7 @@
                 <w:noProof/>
                 <w:webHidden/>
               </w:rPr>
-              <w:instrText xml:space="preserve"> PAGEREF _Toc231556565 \h </w:instrText>
+              <w:instrText xml:space="preserve"> PAGEREF _Toc232674683 \h </w:instrText>
             </w:r>
             <w:r>
               <w:rPr>
@@ -648,7 +690,7 @@
               <w14:ligatures w14:val="standardContextual"/>
             </w:rPr>
           </w:pPr>
-          <w:hyperlink w:anchor="_Toc231556566" w:history="1">
+          <w:hyperlink w:anchor="_Toc232674684" w:history="1">
             <w:r>
               <w:rPr>
                 <w:rStyle w:val="Hyperlink"/>
@@ -688,7 +730,7 @@
                 <w:noProof/>
                 <w:webHidden/>
               </w:rPr>
-              <w:instrText xml:space="preserve"> PAGEREF _Toc231556566 \h </w:instrText>
+              <w:instrText xml:space="preserve"> PAGEREF _Toc232674684 \h </w:instrText>
             </w:r>
             <w:r>
               <w:rPr>
@@ -735,7 +777,7 @@
               <w14:ligatures w14:val="standardContextual"/>
             </w:rPr>
           </w:pPr>
-          <w:hyperlink w:anchor="_Toc231556567" w:history="1">
+          <w:hyperlink w:anchor="_Toc232674685" w:history="1">
             <w:r>
               <w:rPr>
                 <w:rStyle w:val="Hyperlink"/>
@@ -775,7 +817,7 @@
                 <w:noProof/>
                 <w:webHidden/>
               </w:rPr>
-              <w:instrText xml:space="preserve"> PAGEREF _Toc231556567 \h </w:instrText>
+              <w:instrText xml:space="preserve"> PAGEREF _Toc232674685 \h </w:instrText>
             </w:r>
             <w:r>
               <w:rPr>
@@ -822,7 +864,7 @@
               <w14:ligatures w14:val="standardContextual"/>
             </w:rPr>
           </w:pPr>
-          <w:hyperlink w:anchor="_Toc231556568" w:history="1">
+          <w:hyperlink w:anchor="_Toc232674686" w:history="1">
             <w:r>
               <w:rPr>
                 <w:rStyle w:val="Hyperlink"/>
@@ -861,7 +903,7 @@
                 <w:noProof/>
                 <w:webHidden/>
               </w:rPr>
-              <w:instrText xml:space="preserve"> PAGEREF _Toc231556568 \h </w:instrText>
+              <w:instrText xml:space="preserve"> PAGEREF _Toc232674686 \h </w:instrText>
             </w:r>
             <w:r>
               <w:rPr>
@@ -881,7 +923,7 @@
                 <w:noProof/>
                 <w:webHidden/>
               </w:rPr>
-              <w:t>9</w:t>
+              <w:t>8</w:t>
             </w:r>
             <w:r>
               <w:rPr>
@@ -908,7 +950,7 @@
               <w14:ligatures w14:val="standardContextual"/>
             </w:rPr>
           </w:pPr>
-          <w:hyperlink w:anchor="_Toc231556569" w:history="1">
+          <w:hyperlink w:anchor="_Toc232674687" w:history="1">
             <w:r>
               <w:rPr>
                 <w:rStyle w:val="Hyperlink"/>
@@ -948,7 +990,7 @@
                 <w:noProof/>
                 <w:webHidden/>
               </w:rPr>
-              <w:instrText xml:space="preserve"> PAGEREF _Toc231556569 \h </w:instrText>
+              <w:instrText xml:space="preserve"> PAGEREF _Toc232674687 \h </w:instrText>
             </w:r>
             <w:r>
               <w:rPr>
@@ -968,7 +1010,193 @@
                 <w:noProof/>
                 <w:webHidden/>
               </w:rPr>
-              <w:t>11</w:t>
+              <w:t>10</w:t>
+            </w:r>
+            <w:r>
+              <w:rPr>
+                <w:noProof/>
+                <w:webHidden/>
+              </w:rPr>
+              <w:fldChar w:fldCharType="end"/>
+            </w:r>
+          </w:hyperlink>
+        </w:p>
+        <w:p>
+          <w:pPr>
+            <w:pStyle w:val="TOC1"/>
+            <w:tabs>
+              <w:tab w:val="right" w:leader="dot" w:pos="9350"/>
+            </w:tabs>
+            <w:rPr>
+              <w:rFonts w:eastAsiaTheme="minorEastAsia"/>
+              <w:b/>
+              <w:bCs/>
+              <w:noProof/>
+              <w:kern w:val="2"/>
+              <w:sz w:val="24"/>
+              <w:szCs w:val="24"/>
+              <w:lang w:val="en-KE" w:eastAsia="en-KE"/>
+              <w14:ligatures w14:val="standardContextual"/>
+            </w:rPr>
+          </w:pPr>
+          <w:hyperlink w:anchor="_Toc232674688" w:history="1">
+            <w:r>
+              <w:rPr>
+                <w:rStyle w:val="Hyperlink"/>
+                <w:rFonts w:ascii="Times New Roman" w:hAnsi="Times New Roman" w:cs="Times New Roman"/>
+                <w:b/>
+                <w:bCs/>
+                <w:noProof/>
+              </w:rPr>
+              <w:t xml:space="preserve">WEEK 6: </w:t>
+            </w:r>
+            <w:r>
+              <w:rPr>
+                <w:rStyle w:val="Hyperlink"/>
+                <w:rFonts w:ascii="Times New Roman" w:hAnsi="Times New Roman" w:cs="Times New Roman"/>
+                <w:noProof/>
+              </w:rPr>
+              <w:t>Word Embeddings and Distributed Representations</w:t>
+            </w:r>
+            <w:r>
+              <w:rPr>
+                <w:b/>
+                <w:bCs/>
+                <w:noProof/>
+                <w:webHidden/>
+              </w:rPr>
+              <w:tab/>
+            </w:r>
+            <w:r>
+              <w:rPr>
+                <w:b/>
+                <w:bCs/>
+                <w:noProof/>
+                <w:webHidden/>
+              </w:rPr>
+              <w:fldChar w:fldCharType="begin"/>
+            </w:r>
+            <w:r>
+              <w:rPr>
+                <w:b/>
+                <w:bCs/>
+                <w:noProof/>
+                <w:webHidden/>
+              </w:rPr>
+              <w:instrText xml:space="preserve"> PAGEREF _Toc232674688 \h </w:instrText>
+            </w:r>
+            <w:r>
+              <w:rPr>
+                <w:b/>
+                <w:bCs/>
+                <w:noProof/>
+                <w:webHidden/>
+              </w:rPr>
+            </w:r>
+            <w:r>
+              <w:rPr>
+                <w:b/>
+                <w:bCs/>
+                <w:noProof/>
+                <w:webHidden/>
+              </w:rPr>
+              <w:fldChar w:fldCharType="separate"/>
+            </w:r>
+            <w:r>
+              <w:rPr>
+                <w:b/>
+                <w:bCs/>
+                <w:noProof/>
+                <w:webHidden/>
+              </w:rPr>
+              <w:t>14</w:t>
+            </w:r>
+            <w:r>
+              <w:rPr>
+                <w:b/>
+                <w:bCs/>
+                <w:noProof/>
+                <w:webHidden/>
+              </w:rPr>
+              <w:fldChar w:fldCharType="end"/>
+            </w:r>
+          </w:hyperlink>
+        </w:p>
+        <w:p>
+          <w:pPr>
+            <w:pStyle w:val="TOC1"/>
+            <w:tabs>
+              <w:tab w:val="right" w:leader="dot" w:pos="9350"/>
+            </w:tabs>
+            <w:rPr>
+              <w:rFonts w:eastAsiaTheme="minorEastAsia"/>
+              <w:noProof/>
+              <w:kern w:val="2"/>
+              <w:sz w:val="24"/>
+              <w:szCs w:val="24"/>
+              <w:lang w:val="en-KE" w:eastAsia="en-KE"/>
+              <w14:ligatures w14:val="standardContextual"/>
+            </w:rPr>
+          </w:pPr>
+          <w:hyperlink w:anchor="_Toc232674689" w:history="1">
+            <w:r>
+              <w:rPr>
+                <w:rStyle w:val="Hyperlink"/>
+                <w:rFonts w:ascii="Times New Roman" w:hAnsi="Times New Roman" w:cs="Times New Roman"/>
+                <w:b/>
+                <w:bCs/>
+                <w:noProof/>
+              </w:rPr>
+              <w:t xml:space="preserve">WEEK 7: </w:t>
+            </w:r>
+            <w:r>
+              <w:rPr>
+                <w:rStyle w:val="Hyperlink"/>
+                <w:rFonts w:ascii="Times New Roman" w:hAnsi="Times New Roman" w:cs="Times New Roman"/>
+                <w:noProof/>
+              </w:rPr>
+              <w:t>Neural Language Models and Deep Learning for NLP</w:t>
+            </w:r>
+            <w:r>
+              <w:rPr>
+                <w:noProof/>
+                <w:webHidden/>
+              </w:rPr>
+              <w:tab/>
+            </w:r>
+            <w:r>
+              <w:rPr>
+                <w:noProof/>
+                <w:webHidden/>
+              </w:rPr>
+              <w:fldChar w:fldCharType="begin"/>
+            </w:r>
+            <w:r>
+              <w:rPr>
+                <w:noProof/>
+                <w:webHidden/>
+              </w:rPr>
+              <w:instrText xml:space="preserve"> PAGEREF _Toc232674689 \h </w:instrText>
+            </w:r>
+            <w:r>
+              <w:rPr>
+                <w:noProof/>
+                <w:webHidden/>
+              </w:rPr>
+            </w:r>
+            <w:r>
+              <w:rPr>
+                <w:noProof/>
+                <w:webHidden/>
+              </w:rPr>
+              <w:fldChar w:fldCharType="separate"/>
+            </w:r>
+            <w:r>
+              <w:rPr>
+                <w:noProof/>
+                <w:webHidden/>
+              </w:rPr>
+              <w:t>16</w:t>
             </w:r>
             <w:r>
               <w:rPr>
@@ -1035,7 +1263,7 @@
           <w:lang w:val="en-KE"/>
         </w:rPr>
       </w:pPr>
-      <w:bookmarkStart w:id="0" w:name="_Toc231556565"/>
+      <w:bookmarkStart w:id="0" w:name="_Toc232674683"/>
       <w:r>
         <w:rPr>
           <w:rFonts w:ascii="Times New Roman" w:hAnsi="Times New Roman" w:cs="Times New Roman"/>
@@ -1045,8 +1273,9 @@
           <w:szCs w:val="26"/>
           <w:lang w:val="en-KE"/>
         </w:rPr>
-        <w:t>WEEK ONE</w:t>
-      </w:r>
+        <w:t xml:space="preserve">WEEK </w:t>
+      </w:r>
+      <w:proofErr w:type="gramStart"/>
       <w:r>
         <w:rPr>
           <w:rFonts w:ascii="Times New Roman" w:hAnsi="Times New Roman" w:cs="Times New Roman"/>
@@ -1056,7 +1285,30 @@
           <w:szCs w:val="26"/>
           <w:lang w:val="en-KE"/>
         </w:rPr>
-        <w:t xml:space="preserve"> : </w:t>
+        <w:t>ONE</w:t>
+      </w:r>
+      <w:r>
+        <w:rPr>
+          <w:rFonts w:ascii="Times New Roman" w:hAnsi="Times New Roman" w:cs="Times New Roman"/>
+          <w:b/>
+          <w:bCs/>
+          <w:sz w:val="26"/>
+          <w:szCs w:val="26"/>
+          <w:lang w:val="en-KE"/>
+        </w:rPr>
+        <w:t xml:space="preserve"> :</w:t>
+      </w:r>
+      <w:proofErr w:type="gramEnd"/>
+      <w:r>
+        <w:rPr>
+          <w:rFonts w:ascii="Times New Roman" w:hAnsi="Times New Roman" w:cs="Times New Roman"/>
+          <w:b/>
+          <w:bCs/>
+          <w:sz w:val="26"/>
+          <w:szCs w:val="26"/>
+          <w:lang w:val="en-KE"/>
+        </w:rPr>
+        <w:t xml:space="preserve"> </w:t>
       </w:r>
       <w:r>
         <w:rPr>
@@ -1548,7 +1800,27 @@
           <w:szCs w:val="24"/>
           <w:lang w:val="en-KE"/>
         </w:rPr>
-        <w:t xml:space="preserve">: This week I learned the basics of Natural Language Processing using Python and NLTK. I performed tokenization and stopwords removal, which helped me understand how text is prepared for machine learning models. I also explored real-world NLP applications such as </w:t>
+        <w:t xml:space="preserve">: This week I learned the basics of Natural Language Processing using Python and NLTK. I performed tokenization and </w:t>
+      </w:r>
+      <w:proofErr w:type="spellStart"/>
+      <w:r>
+        <w:rPr>
+          <w:rFonts w:ascii="Times New Roman" w:hAnsi="Times New Roman" w:cs="Times New Roman"/>
+          <w:sz w:val="24"/>
+          <w:szCs w:val="24"/>
+          <w:lang w:val="en-KE"/>
+        </w:rPr>
+        <w:t>stopwords</w:t>
+      </w:r>
+      <w:proofErr w:type="spellEnd"/>
+      <w:r>
+        <w:rPr>
+          <w:rFonts w:ascii="Times New Roman" w:hAnsi="Times New Roman" w:cs="Times New Roman"/>
+          <w:sz w:val="24"/>
+          <w:szCs w:val="24"/>
+          <w:lang w:val="en-KE"/>
+        </w:rPr>
+        <w:t xml:space="preserve"> removal, which helped me understand how text is prepared for machine learning models. I also explored real-world NLP applications such as </w:t>
       </w:r>
       <w:r>
         <w:rPr>
@@ -1582,7 +1854,7 @@
           <w:lang w:val="en-KE"/>
         </w:rPr>
       </w:pPr>
-      <w:bookmarkStart w:id="1" w:name="_Toc231556566"/>
+      <w:bookmarkStart w:id="1" w:name="_Toc232674684"/>
       <w:r>
         <w:rPr>
           <w:rFonts w:ascii="Times New Roman" w:hAnsi="Times New Roman" w:cs="Times New Roman"/>
@@ -1919,7 +2191,7 @@
           <w:lang w:val="en-KE"/>
         </w:rPr>
         <w:drawing>
-          <wp:inline distT="0" distB="0" distL="0" distR="0" wp14:anchorId="713FFD00" wp14:editId="178C7E71">
+          <wp:inline distT="0" distB="0" distL="0" distR="0" wp14:anchorId="713FFD00" wp14:editId="17365F4C">
             <wp:extent cx="5943600" cy="654685"/>
             <wp:effectExtent l="0" t="0" r="0" b="0"/>
             <wp:docPr id="264574840" name="Picture 11"/>
@@ -1997,7 +2269,27 @@
           <w:szCs w:val="24"/>
           <w:lang w:val="en-KE"/>
         </w:rPr>
-        <w:t>This week I learned about N-gram language models and Part-of-Speech (POS) tagging using Python and NLTK. POS tagging helped identify grammatical roles of words such as nouns and verbs, while N-grams helped analyze word sequences in sentences. These techniques are important in machine translation, chatbots, and predictive text systems because they help computers understand sentence structure and word relationships.</w:t>
+        <w:t xml:space="preserve">This week I learned about N-gram language models and Part-of-Speech (POS) tagging using Python and NLTK. POS tagging helped identify grammatical roles of words such as nouns and verbs, while N-grams helped </w:t>
+      </w:r>
+      <w:proofErr w:type="spellStart"/>
+      <w:r>
+        <w:rPr>
+          <w:rFonts w:ascii="Times New Roman" w:hAnsi="Times New Roman" w:cs="Times New Roman"/>
+          <w:sz w:val="24"/>
+          <w:szCs w:val="24"/>
+          <w:lang w:val="en-KE"/>
+        </w:rPr>
+        <w:t>analyze</w:t>
+      </w:r>
+      <w:proofErr w:type="spellEnd"/>
+      <w:r>
+        <w:rPr>
+          <w:rFonts w:ascii="Times New Roman" w:hAnsi="Times New Roman" w:cs="Times New Roman"/>
+          <w:sz w:val="24"/>
+          <w:szCs w:val="24"/>
+          <w:lang w:val="en-KE"/>
+        </w:rPr>
+        <w:t xml:space="preserve"> word sequences in sentences. These techniques are important in machine translation, chatbots, and predictive text systems because they help computers understand sentence structure and word relationships.</w:t>
       </w:r>
     </w:p>
     <w:p>
@@ -2109,7 +2401,7 @@
           <w:lang w:val="en-KE"/>
         </w:rPr>
       </w:pPr>
-      <w:bookmarkStart w:id="2" w:name="_Toc231556567"/>
+      <w:bookmarkStart w:id="2" w:name="_Toc232674685"/>
       <w:r>
         <w:rPr>
           <w:rFonts w:ascii="Times New Roman" w:hAnsi="Times New Roman" w:cs="Times New Roman"/>
@@ -2120,16 +2412,19 @@
           <w:lang w:val="en-KE"/>
         </w:rPr>
         <w:lastRenderedPageBreak/>
-        <w:t>WEEK 3</w:t>
-      </w:r>
-      <w:r>
-        <w:rPr>
-          <w:rFonts w:ascii="Times New Roman" w:hAnsi="Times New Roman" w:cs="Times New Roman"/>
+        <w:t xml:space="preserve">WEEK </w:t>
+      </w:r>
+      <w:proofErr w:type="gramStart"/>
+      <w:r>
+        <w:rPr>
+          <w:rFonts w:ascii="Times New Roman" w:hAnsi="Times New Roman" w:cs="Times New Roman"/>
+          <w:b/>
+          <w:bCs/>
           <w:sz w:val="26"/>
           <w:szCs w:val="26"/>
           <w:lang w:val="en-KE"/>
         </w:rPr>
-        <w:t xml:space="preserve"> :</w:t>
+        <w:t>3</w:t>
       </w:r>
       <w:r>
         <w:rPr>
@@ -2138,8 +2433,9 @@
           <w:szCs w:val="26"/>
           <w:lang w:val="en-KE"/>
         </w:rPr>
-        <w:t xml:space="preserve"> </w:t>
-      </w:r>
+        <w:t xml:space="preserve"> :</w:t>
+      </w:r>
+      <w:proofErr w:type="gramEnd"/>
       <w:r>
         <w:rPr>
           <w:rFonts w:ascii="Times New Roman" w:hAnsi="Times New Roman" w:cs="Times New Roman"/>
@@ -2147,6 +2443,15 @@
           <w:szCs w:val="26"/>
           <w:lang w:val="en-KE"/>
         </w:rPr>
+        <w:t xml:space="preserve"> </w:t>
+      </w:r>
+      <w:r>
+        <w:rPr>
+          <w:rFonts w:ascii="Times New Roman" w:hAnsi="Times New Roman" w:cs="Times New Roman"/>
+          <w:sz w:val="26"/>
+          <w:szCs w:val="26"/>
+          <w:lang w:val="en-KE"/>
+        </w:rPr>
         <w:t>Named Entity Recognition and Sequence Labelling</w:t>
       </w:r>
       <w:bookmarkEnd w:id="2"/>
@@ -2184,7 +2489,25 @@
           <w:sz w:val="24"/>
           <w:szCs w:val="24"/>
         </w:rPr>
-        <w:t>Fig 1: spaCy Installation</w:t>
+        <w:t xml:space="preserve">Fig 1: </w:t>
+      </w:r>
+      <w:proofErr w:type="spellStart"/>
+      <w:r>
+        <w:rPr>
+          <w:rFonts w:ascii="Times New Roman" w:hAnsi="Times New Roman" w:cs="Times New Roman"/>
+          <w:sz w:val="24"/>
+          <w:szCs w:val="24"/>
+        </w:rPr>
+        <w:t>spaCy</w:t>
+      </w:r>
+      <w:proofErr w:type="spellEnd"/>
+      <w:r>
+        <w:rPr>
+          <w:rFonts w:ascii="Times New Roman" w:hAnsi="Times New Roman" w:cs="Times New Roman"/>
+          <w:sz w:val="24"/>
+          <w:szCs w:val="24"/>
+        </w:rPr>
+        <w:t xml:space="preserve"> Installation</w:t>
       </w:r>
     </w:p>
     <w:p>
@@ -2350,7 +2673,7 @@
           <w:lang w:val="en-KE"/>
         </w:rPr>
         <w:drawing>
-          <wp:inline distT="0" distB="0" distL="0" distR="0" wp14:anchorId="71EE430C" wp14:editId="498F3FB9">
+          <wp:inline distT="0" distB="0" distL="0" distR="0" wp14:anchorId="71EE430C" wp14:editId="1DEC8EFE">
             <wp:extent cx="5943600" cy="2275205"/>
             <wp:effectExtent l="0" t="0" r="0" b="0"/>
             <wp:docPr id="509262338" name="Picture 14"/>
@@ -2433,7 +2756,7 @@
           <w:szCs w:val="24"/>
         </w:rPr>
         <w:drawing>
-          <wp:inline distT="0" distB="0" distL="0" distR="0" wp14:anchorId="4B545D46" wp14:editId="41969998">
+          <wp:inline distT="0" distB="0" distL="0" distR="0" wp14:anchorId="4B545D46" wp14:editId="0ADB6634">
             <wp:extent cx="5943600" cy="920115"/>
             <wp:effectExtent l="0" t="0" r="0" b="0"/>
             <wp:docPr id="1150985434" name="Picture 15"/>
@@ -2628,7 +2951,7 @@
           <w:lang w:val="en-KE"/>
         </w:rPr>
       </w:pPr>
-      <w:bookmarkStart w:id="3" w:name="_Toc231556568"/>
+      <w:bookmarkStart w:id="3" w:name="_Toc232674686"/>
       <w:r>
         <w:rPr>
           <w:rFonts w:ascii="Times New Roman" w:hAnsi="Times New Roman" w:cs="Times New Roman"/>
@@ -2682,6 +3005,7 @@
           <w:szCs w:val="24"/>
         </w:rPr>
       </w:pPr>
+      <w:proofErr w:type="spellStart"/>
       <w:r>
         <w:rPr>
           <w:rFonts w:ascii="Times New Roman" w:hAnsi="Times New Roman" w:cs="Times New Roman"/>
@@ -2690,6 +3014,7 @@
         </w:rPr>
         <w:t>spaCy</w:t>
       </w:r>
+      <w:proofErr w:type="spellEnd"/>
     </w:p>
     <w:p>
       <w:pPr>
@@ -2712,7 +3037,7 @@
           <w:szCs w:val="24"/>
         </w:rPr>
         <w:drawing>
-          <wp:inline distT="0" distB="0" distL="0" distR="0" wp14:anchorId="5C5731B9" wp14:editId="18FD1EE3">
+          <wp:inline distT="0" distB="0" distL="0" distR="0" wp14:anchorId="5C5731B9" wp14:editId="484B4679">
             <wp:extent cx="5943600" cy="2507615"/>
             <wp:effectExtent l="0" t="0" r="0" b="6985"/>
             <wp:docPr id="1345076695" name="Picture 1"/>
@@ -3081,7 +3406,7 @@
           <w:lang w:val="en-KE"/>
         </w:rPr>
         <w:drawing>
-          <wp:inline distT="0" distB="0" distL="0" distR="0" wp14:anchorId="07FD1038" wp14:editId="33929223">
+          <wp:inline distT="0" distB="0" distL="0" distR="0" wp14:anchorId="07FD1038" wp14:editId="6EBC490C">
             <wp:extent cx="5943600" cy="466725"/>
             <wp:effectExtent l="0" t="0" r="0" b="9525"/>
             <wp:docPr id="2111768933" name="Picture 6"/>
@@ -3173,7 +3498,25 @@
           <w:sz w:val="24"/>
           <w:szCs w:val="24"/>
         </w:rPr>
-        <w:t xml:space="preserve"> During this week, I learned how NLP systems analyze sentence structure and meaning using dependency parsing and semantic similarity techniques. I used spaCy to identify relationships between words and compare sentence meanings. These practical activities improved my understanding of how AI systems interpret natural language and understand context.</w:t>
+        <w:t xml:space="preserve"> During this week, I learned how NLP systems analyze sentence structure and meaning using dependency parsing and semantic similarity techniques. I used </w:t>
+      </w:r>
+      <w:proofErr w:type="spellStart"/>
+      <w:r>
+        <w:rPr>
+          <w:rFonts w:ascii="Times New Roman" w:hAnsi="Times New Roman" w:cs="Times New Roman"/>
+          <w:sz w:val="24"/>
+          <w:szCs w:val="24"/>
+        </w:rPr>
+        <w:t>spaCy</w:t>
+      </w:r>
+      <w:proofErr w:type="spellEnd"/>
+      <w:r>
+        <w:rPr>
+          <w:rFonts w:ascii="Times New Roman" w:hAnsi="Times New Roman" w:cs="Times New Roman"/>
+          <w:sz w:val="24"/>
+          <w:szCs w:val="24"/>
+        </w:rPr>
+        <w:t xml:space="preserve"> to identify relationships between words and compare sentence meanings. These practical activities improved my understanding of how AI systems interpret natural language and understand context.</w:t>
       </w:r>
     </w:p>
     <w:p>
@@ -3187,7 +3530,7 @@
           <w:lang w:val="en-KE"/>
         </w:rPr>
       </w:pPr>
-      <w:bookmarkStart w:id="4" w:name="_Toc231556569"/>
+      <w:bookmarkStart w:id="4" w:name="_Toc232674687"/>
       <w:r>
         <w:rPr>
           <w:rFonts w:ascii="Times New Roman" w:hAnsi="Times New Roman" w:cs="Times New Roman"/>
@@ -4251,7 +4594,7 @@
           <w:lang w:val="en-KE"/>
         </w:rPr>
         <w:drawing>
-          <wp:inline distT="0" distB="0" distL="0" distR="0" wp14:anchorId="388FA2AE" wp14:editId="44B374BF">
+          <wp:inline distT="0" distB="0" distL="0" distR="0" wp14:anchorId="388FA2AE" wp14:editId="6EF95845">
             <wp:extent cx="5943600" cy="2564765"/>
             <wp:effectExtent l="0" t="0" r="0" b="6985"/>
             <wp:docPr id="1628952477" name="Picture 12"/>
@@ -4369,6 +4712,1427 @@
           <w:szCs w:val="24"/>
         </w:rPr>
         <w:t>.</w:t>
+      </w:r>
+    </w:p>
+    <w:p>
+      <w:pPr>
+        <w:rPr>
+          <w:rFonts w:ascii="Times New Roman" w:hAnsi="Times New Roman" w:cs="Times New Roman"/>
+          <w:sz w:val="24"/>
+          <w:szCs w:val="24"/>
+        </w:rPr>
+      </w:pPr>
+    </w:p>
+    <w:p>
+      <w:pPr>
+        <w:rPr>
+          <w:rFonts w:ascii="Times New Roman" w:hAnsi="Times New Roman" w:cs="Times New Roman"/>
+          <w:sz w:val="24"/>
+          <w:szCs w:val="24"/>
+        </w:rPr>
+      </w:pPr>
+    </w:p>
+    <w:p>
+      <w:pPr>
+        <w:pStyle w:val="Heading1"/>
+        <w:rPr>
+          <w:rFonts w:ascii="Times New Roman" w:hAnsi="Times New Roman" w:cs="Times New Roman"/>
+          <w:sz w:val="24"/>
+          <w:szCs w:val="24"/>
+        </w:rPr>
+      </w:pPr>
+      <w:r>
+        <w:rPr>
+          <w:rFonts w:ascii="Times New Roman" w:hAnsi="Times New Roman" w:cs="Times New Roman"/>
+          <w:sz w:val="24"/>
+          <w:szCs w:val="24"/>
+        </w:rPr>
+        <w:lastRenderedPageBreak/>
+        <w:t xml:space="preserve">             </w:t>
+      </w:r>
+      <w:bookmarkStart w:id="5" w:name="_Toc232674688"/>
+      <w:r>
+        <w:rPr>
+          <w:rFonts w:ascii="Times New Roman" w:hAnsi="Times New Roman" w:cs="Times New Roman"/>
+          <w:sz w:val="24"/>
+          <w:szCs w:val="24"/>
+        </w:rPr>
+        <w:t>WEEK 6: Word Embeddings and Distributed Representations</w:t>
+      </w:r>
+      <w:bookmarkEnd w:id="5"/>
+    </w:p>
+    <w:p>
+      <w:pPr>
+        <w:rPr>
+          <w:rFonts w:ascii="Times New Roman" w:hAnsi="Times New Roman" w:cs="Times New Roman"/>
+          <w:sz w:val="24"/>
+          <w:szCs w:val="24"/>
+        </w:rPr>
+      </w:pPr>
+      <w:r>
+        <w:rPr>
+          <w:rFonts w:ascii="Times New Roman" w:hAnsi="Times New Roman" w:cs="Times New Roman"/>
+          <w:sz w:val="24"/>
+          <w:szCs w:val="24"/>
+        </w:rPr>
+        <w:t>Fig 1</w:t>
+      </w:r>
+      <w:r>
+        <w:rPr>
+          <w:rFonts w:ascii="Times New Roman" w:hAnsi="Times New Roman" w:cs="Times New Roman"/>
+          <w:sz w:val="24"/>
+          <w:szCs w:val="24"/>
+        </w:rPr>
+        <w:t xml:space="preserve">: </w:t>
+      </w:r>
+      <w:proofErr w:type="spellStart"/>
+      <w:r>
+        <w:rPr>
+          <w:rFonts w:ascii="Times New Roman" w:hAnsi="Times New Roman" w:cs="Times New Roman"/>
+          <w:sz w:val="24"/>
+          <w:szCs w:val="24"/>
+        </w:rPr>
+        <w:t>Gensim</w:t>
+      </w:r>
+      <w:proofErr w:type="spellEnd"/>
+      <w:r>
+        <w:rPr>
+          <w:rFonts w:ascii="Times New Roman" w:hAnsi="Times New Roman" w:cs="Times New Roman"/>
+          <w:sz w:val="24"/>
+          <w:szCs w:val="24"/>
+        </w:rPr>
+        <w:t xml:space="preserve"> Installation in Google Colab</w:t>
+      </w:r>
+    </w:p>
+    <w:p>
+      <w:pPr>
+        <w:rPr>
+          <w:rFonts w:ascii="Times New Roman" w:hAnsi="Times New Roman" w:cs="Times New Roman"/>
+          <w:sz w:val="24"/>
+          <w:szCs w:val="24"/>
+        </w:rPr>
+      </w:pPr>
+      <w:r>
+        <w:rPr>
+          <w:rFonts w:ascii="Times New Roman" w:hAnsi="Times New Roman" w:cs="Times New Roman"/>
+          <w:noProof/>
+          <w:sz w:val="24"/>
+          <w:szCs w:val="24"/>
+        </w:rPr>
+        <w:drawing>
+          <wp:inline distT="0" distB="0" distL="0" distR="0" wp14:anchorId="166A229E" wp14:editId="2CF4E5DD">
+            <wp:extent cx="5943600" cy="1740535"/>
+            <wp:effectExtent l="0" t="0" r="0" b="0"/>
+            <wp:docPr id="1385519376" name="Picture 1"/>
+            <wp:cNvGraphicFramePr>
+              <a:graphicFrameLocks xmlns:a="http://schemas.openxmlformats.org/drawingml/2006/main" noChangeAspect="1"/>
+            </wp:cNvGraphicFramePr>
+            <a:graphic xmlns:a="http://schemas.openxmlformats.org/drawingml/2006/main">
+              <a:graphicData uri="http://schemas.openxmlformats.org/drawingml/2006/picture">
+                <pic:pic xmlns:pic="http://schemas.openxmlformats.org/drawingml/2006/picture">
+                  <pic:nvPicPr>
+                    <pic:cNvPr id="1385519376" name="Picture 1385519376"/>
+                    <pic:cNvPicPr/>
+                  </pic:nvPicPr>
+                  <pic:blipFill>
+                    <a:blip r:embed="rId42" cstate="print">
+                      <a:extLst>
+                        <a:ext uri="{28A0092B-C50C-407E-A947-70E740481C1C}">
+                          <a14:useLocalDpi xmlns:a14="http://schemas.microsoft.com/office/drawing/2010/main" val="0"/>
+                        </a:ext>
+                      </a:extLst>
+                    </a:blip>
+                    <a:stretch>
+                      <a:fillRect/>
+                    </a:stretch>
+                  </pic:blipFill>
+                  <pic:spPr>
+                    <a:xfrm>
+                      <a:off x="0" y="0"/>
+                      <a:ext cx="5943600" cy="1740535"/>
+                    </a:xfrm>
+                    <a:prstGeom prst="rect">
+                      <a:avLst/>
+                    </a:prstGeom>
+                  </pic:spPr>
+                </pic:pic>
+              </a:graphicData>
+            </a:graphic>
+          </wp:inline>
+        </w:drawing>
+      </w:r>
+    </w:p>
+    <w:p>
+      <w:pPr>
+        <w:rPr>
+          <w:rFonts w:ascii="Times New Roman" w:hAnsi="Times New Roman" w:cs="Times New Roman"/>
+          <w:sz w:val="24"/>
+          <w:szCs w:val="24"/>
+        </w:rPr>
+      </w:pPr>
+      <w:r>
+        <w:rPr>
+          <w:rFonts w:ascii="Times New Roman" w:hAnsi="Times New Roman" w:cs="Times New Roman"/>
+          <w:sz w:val="24"/>
+          <w:szCs w:val="24"/>
+        </w:rPr>
+        <w:t xml:space="preserve">Fig </w:t>
+      </w:r>
+      <w:proofErr w:type="gramStart"/>
+      <w:r>
+        <w:rPr>
+          <w:rFonts w:ascii="Times New Roman" w:hAnsi="Times New Roman" w:cs="Times New Roman"/>
+          <w:sz w:val="24"/>
+          <w:szCs w:val="24"/>
+        </w:rPr>
+        <w:t>2</w:t>
+      </w:r>
+      <w:r>
+        <w:rPr>
+          <w:rFonts w:ascii="Times New Roman" w:hAnsi="Times New Roman" w:cs="Times New Roman"/>
+          <w:sz w:val="24"/>
+          <w:szCs w:val="24"/>
+        </w:rPr>
+        <w:t>:</w:t>
+      </w:r>
+      <w:r>
+        <w:rPr>
+          <w:rFonts w:ascii="Times New Roman" w:hAnsi="Times New Roman" w:cs="Times New Roman"/>
+          <w:sz w:val="24"/>
+          <w:szCs w:val="24"/>
+        </w:rPr>
+        <w:t>Dataset</w:t>
+      </w:r>
+      <w:proofErr w:type="gramEnd"/>
+      <w:r>
+        <w:rPr>
+          <w:rFonts w:ascii="Times New Roman" w:hAnsi="Times New Roman" w:cs="Times New Roman"/>
+          <w:sz w:val="24"/>
+          <w:szCs w:val="24"/>
+        </w:rPr>
+        <w:t xml:space="preserve"> Preparation for Word2Vec Training</w:t>
+      </w:r>
+    </w:p>
+    <w:p>
+      <w:pPr>
+        <w:rPr>
+          <w:rFonts w:ascii="Times New Roman" w:hAnsi="Times New Roman" w:cs="Times New Roman"/>
+          <w:sz w:val="24"/>
+          <w:szCs w:val="24"/>
+        </w:rPr>
+      </w:pPr>
+      <w:r>
+        <w:rPr>
+          <w:rFonts w:ascii="Times New Roman" w:hAnsi="Times New Roman" w:cs="Times New Roman"/>
+          <w:noProof/>
+          <w:sz w:val="24"/>
+          <w:szCs w:val="24"/>
+        </w:rPr>
+        <w:drawing>
+          <wp:inline distT="0" distB="0" distL="0" distR="0" wp14:anchorId="564FCBD2" wp14:editId="40984752">
+            <wp:extent cx="5943600" cy="1223645"/>
+            <wp:effectExtent l="0" t="0" r="0" b="0"/>
+            <wp:docPr id="566225016" name="Picture 2"/>
+            <wp:cNvGraphicFramePr>
+              <a:graphicFrameLocks xmlns:a="http://schemas.openxmlformats.org/drawingml/2006/main" noChangeAspect="1"/>
+            </wp:cNvGraphicFramePr>
+            <a:graphic xmlns:a="http://schemas.openxmlformats.org/drawingml/2006/main">
+              <a:graphicData uri="http://schemas.openxmlformats.org/drawingml/2006/picture">
+                <pic:pic xmlns:pic="http://schemas.openxmlformats.org/drawingml/2006/picture">
+                  <pic:nvPicPr>
+                    <pic:cNvPr id="566225016" name="Picture 566225016"/>
+                    <pic:cNvPicPr/>
+                  </pic:nvPicPr>
+                  <pic:blipFill>
+                    <a:blip r:embed="rId43" cstate="print">
+                      <a:extLst>
+                        <a:ext uri="{28A0092B-C50C-407E-A947-70E740481C1C}">
+                          <a14:useLocalDpi xmlns:a14="http://schemas.microsoft.com/office/drawing/2010/main" val="0"/>
+                        </a:ext>
+                      </a:extLst>
+                    </a:blip>
+                    <a:stretch>
+                      <a:fillRect/>
+                    </a:stretch>
+                  </pic:blipFill>
+                  <pic:spPr>
+                    <a:xfrm>
+                      <a:off x="0" y="0"/>
+                      <a:ext cx="5943600" cy="1223645"/>
+                    </a:xfrm>
+                    <a:prstGeom prst="rect">
+                      <a:avLst/>
+                    </a:prstGeom>
+                  </pic:spPr>
+                </pic:pic>
+              </a:graphicData>
+            </a:graphic>
+          </wp:inline>
+        </w:drawing>
+      </w:r>
+    </w:p>
+    <w:p>
+      <w:pPr>
+        <w:rPr>
+          <w:rFonts w:ascii="Times New Roman" w:hAnsi="Times New Roman" w:cs="Times New Roman"/>
+          <w:sz w:val="24"/>
+          <w:szCs w:val="24"/>
+        </w:rPr>
+      </w:pPr>
+      <w:r>
+        <w:rPr>
+          <w:rFonts w:ascii="Times New Roman" w:hAnsi="Times New Roman" w:cs="Times New Roman"/>
+          <w:sz w:val="24"/>
+          <w:szCs w:val="24"/>
+        </w:rPr>
+        <w:t>Fig 3</w:t>
+      </w:r>
+      <w:r>
+        <w:rPr>
+          <w:rFonts w:ascii="Times New Roman" w:hAnsi="Times New Roman" w:cs="Times New Roman"/>
+          <w:sz w:val="24"/>
+          <w:szCs w:val="24"/>
+        </w:rPr>
+        <w:t xml:space="preserve">: </w:t>
+      </w:r>
+      <w:r>
+        <w:rPr>
+          <w:rFonts w:ascii="Times New Roman" w:hAnsi="Times New Roman" w:cs="Times New Roman"/>
+          <w:sz w:val="24"/>
+          <w:szCs w:val="24"/>
+        </w:rPr>
+        <w:t>Word2Vec Model Training</w:t>
+      </w:r>
+    </w:p>
+    <w:p>
+      <w:pPr>
+        <w:rPr>
+          <w:rFonts w:ascii="Times New Roman" w:hAnsi="Times New Roman" w:cs="Times New Roman"/>
+          <w:sz w:val="24"/>
+          <w:szCs w:val="24"/>
+        </w:rPr>
+      </w:pPr>
+      <w:r>
+        <w:rPr>
+          <w:rFonts w:ascii="Times New Roman" w:hAnsi="Times New Roman" w:cs="Times New Roman"/>
+          <w:noProof/>
+          <w:sz w:val="24"/>
+          <w:szCs w:val="24"/>
+        </w:rPr>
+        <w:drawing>
+          <wp:inline distT="0" distB="0" distL="0" distR="0" wp14:anchorId="768002BD" wp14:editId="4CBE6E3F">
+            <wp:extent cx="5943600" cy="1830705"/>
+            <wp:effectExtent l="0" t="0" r="0" b="0"/>
+            <wp:docPr id="1472948023" name="Picture 3"/>
+            <wp:cNvGraphicFramePr>
+              <a:graphicFrameLocks xmlns:a="http://schemas.openxmlformats.org/drawingml/2006/main" noChangeAspect="1"/>
+            </wp:cNvGraphicFramePr>
+            <a:graphic xmlns:a="http://schemas.openxmlformats.org/drawingml/2006/main">
+              <a:graphicData uri="http://schemas.openxmlformats.org/drawingml/2006/picture">
+                <pic:pic xmlns:pic="http://schemas.openxmlformats.org/drawingml/2006/picture">
+                  <pic:nvPicPr>
+                    <pic:cNvPr id="1472948023" name="Picture 1472948023"/>
+                    <pic:cNvPicPr/>
+                  </pic:nvPicPr>
+                  <pic:blipFill>
+                    <a:blip r:embed="rId44" cstate="print">
+                      <a:extLst>
+                        <a:ext uri="{28A0092B-C50C-407E-A947-70E740481C1C}">
+                          <a14:useLocalDpi xmlns:a14="http://schemas.microsoft.com/office/drawing/2010/main" val="0"/>
+                        </a:ext>
+                      </a:extLst>
+                    </a:blip>
+                    <a:stretch>
+                      <a:fillRect/>
+                    </a:stretch>
+                  </pic:blipFill>
+                  <pic:spPr>
+                    <a:xfrm>
+                      <a:off x="0" y="0"/>
+                      <a:ext cx="5943600" cy="1830705"/>
+                    </a:xfrm>
+                    <a:prstGeom prst="rect">
+                      <a:avLst/>
+                    </a:prstGeom>
+                  </pic:spPr>
+                </pic:pic>
+              </a:graphicData>
+            </a:graphic>
+          </wp:inline>
+        </w:drawing>
+      </w:r>
+    </w:p>
+    <w:p>
+      <w:pPr>
+        <w:rPr>
+          <w:rFonts w:ascii="Times New Roman" w:hAnsi="Times New Roman" w:cs="Times New Roman"/>
+          <w:sz w:val="24"/>
+          <w:szCs w:val="24"/>
+        </w:rPr>
+      </w:pPr>
+      <w:r>
+        <w:rPr>
+          <w:rFonts w:ascii="Times New Roman" w:hAnsi="Times New Roman" w:cs="Times New Roman"/>
+          <w:sz w:val="24"/>
+          <w:szCs w:val="24"/>
+        </w:rPr>
+        <w:t>Fig 4</w:t>
+      </w:r>
+      <w:r>
+        <w:rPr>
+          <w:rFonts w:ascii="Times New Roman" w:hAnsi="Times New Roman" w:cs="Times New Roman"/>
+          <w:sz w:val="24"/>
+          <w:szCs w:val="24"/>
+        </w:rPr>
+        <w:t xml:space="preserve">: </w:t>
+      </w:r>
+      <w:r>
+        <w:rPr>
+          <w:rFonts w:ascii="Times New Roman" w:hAnsi="Times New Roman" w:cs="Times New Roman"/>
+          <w:sz w:val="24"/>
+          <w:szCs w:val="24"/>
+        </w:rPr>
+        <w:t>Generated Word Vector for NLP</w:t>
+      </w:r>
+    </w:p>
+    <w:p>
+      <w:pPr>
+        <w:rPr>
+          <w:rFonts w:ascii="Times New Roman" w:hAnsi="Times New Roman" w:cs="Times New Roman"/>
+          <w:sz w:val="24"/>
+          <w:szCs w:val="24"/>
+        </w:rPr>
+      </w:pPr>
+      <w:r>
+        <w:rPr>
+          <w:rFonts w:ascii="Times New Roman" w:hAnsi="Times New Roman" w:cs="Times New Roman"/>
+          <w:noProof/>
+          <w:sz w:val="24"/>
+          <w:szCs w:val="24"/>
+        </w:rPr>
+        <w:drawing>
+          <wp:inline distT="0" distB="0" distL="0" distR="0" wp14:anchorId="17D75E80" wp14:editId="6F95467F">
+            <wp:extent cx="5943600" cy="1558925"/>
+            <wp:effectExtent l="0" t="0" r="0" b="3175"/>
+            <wp:docPr id="1231279596" name="Picture 4"/>
+            <wp:cNvGraphicFramePr>
+              <a:graphicFrameLocks xmlns:a="http://schemas.openxmlformats.org/drawingml/2006/main" noChangeAspect="1"/>
+            </wp:cNvGraphicFramePr>
+            <a:graphic xmlns:a="http://schemas.openxmlformats.org/drawingml/2006/main">
+              <a:graphicData uri="http://schemas.openxmlformats.org/drawingml/2006/picture">
+                <pic:pic xmlns:pic="http://schemas.openxmlformats.org/drawingml/2006/picture">
+                  <pic:nvPicPr>
+                    <pic:cNvPr id="1231279596" name="Picture 1231279596"/>
+                    <pic:cNvPicPr/>
+                  </pic:nvPicPr>
+                  <pic:blipFill>
+                    <a:blip r:embed="rId45" cstate="print">
+                      <a:extLst>
+                        <a:ext uri="{28A0092B-C50C-407E-A947-70E740481C1C}">
+                          <a14:useLocalDpi xmlns:a14="http://schemas.microsoft.com/office/drawing/2010/main" val="0"/>
+                        </a:ext>
+                      </a:extLst>
+                    </a:blip>
+                    <a:stretch>
+                      <a:fillRect/>
+                    </a:stretch>
+                  </pic:blipFill>
+                  <pic:spPr>
+                    <a:xfrm>
+                      <a:off x="0" y="0"/>
+                      <a:ext cx="5943600" cy="1558925"/>
+                    </a:xfrm>
+                    <a:prstGeom prst="rect">
+                      <a:avLst/>
+                    </a:prstGeom>
+                  </pic:spPr>
+                </pic:pic>
+              </a:graphicData>
+            </a:graphic>
+          </wp:inline>
+        </w:drawing>
+      </w:r>
+    </w:p>
+    <w:p>
+      <w:pPr>
+        <w:rPr>
+          <w:rFonts w:ascii="Times New Roman" w:hAnsi="Times New Roman" w:cs="Times New Roman"/>
+          <w:sz w:val="24"/>
+          <w:szCs w:val="24"/>
+        </w:rPr>
+      </w:pPr>
+      <w:r>
+        <w:rPr>
+          <w:rFonts w:ascii="Times New Roman" w:hAnsi="Times New Roman" w:cs="Times New Roman"/>
+          <w:sz w:val="24"/>
+          <w:szCs w:val="24"/>
+        </w:rPr>
+        <w:lastRenderedPageBreak/>
+        <w:t>Fig 5</w:t>
+      </w:r>
+      <w:r>
+        <w:rPr>
+          <w:rFonts w:ascii="Times New Roman" w:hAnsi="Times New Roman" w:cs="Times New Roman"/>
+          <w:sz w:val="24"/>
+          <w:szCs w:val="24"/>
+        </w:rPr>
+        <w:t xml:space="preserve">: </w:t>
+      </w:r>
+      <w:r>
+        <w:rPr>
+          <w:rFonts w:ascii="Times New Roman" w:hAnsi="Times New Roman" w:cs="Times New Roman"/>
+          <w:sz w:val="24"/>
+          <w:szCs w:val="24"/>
+        </w:rPr>
+        <w:t>Similar Words Generated by Word2Vec</w:t>
+      </w:r>
+    </w:p>
+    <w:p>
+      <w:pPr>
+        <w:rPr>
+          <w:rFonts w:ascii="Times New Roman" w:hAnsi="Times New Roman" w:cs="Times New Roman"/>
+          <w:sz w:val="24"/>
+          <w:szCs w:val="24"/>
+        </w:rPr>
+      </w:pPr>
+      <w:r>
+        <w:rPr>
+          <w:rFonts w:ascii="Times New Roman" w:hAnsi="Times New Roman" w:cs="Times New Roman"/>
+          <w:noProof/>
+          <w:sz w:val="24"/>
+          <w:szCs w:val="24"/>
+        </w:rPr>
+        <w:drawing>
+          <wp:inline distT="0" distB="0" distL="0" distR="0" wp14:anchorId="324EEA97" wp14:editId="294C4B81">
+            <wp:extent cx="5943600" cy="659130"/>
+            <wp:effectExtent l="0" t="0" r="0" b="7620"/>
+            <wp:docPr id="1301061919" name="Picture 5"/>
+            <wp:cNvGraphicFramePr>
+              <a:graphicFrameLocks xmlns:a="http://schemas.openxmlformats.org/drawingml/2006/main" noChangeAspect="1"/>
+            </wp:cNvGraphicFramePr>
+            <a:graphic xmlns:a="http://schemas.openxmlformats.org/drawingml/2006/main">
+              <a:graphicData uri="http://schemas.openxmlformats.org/drawingml/2006/picture">
+                <pic:pic xmlns:pic="http://schemas.openxmlformats.org/drawingml/2006/picture">
+                  <pic:nvPicPr>
+                    <pic:cNvPr id="1301061919" name="Picture 1301061919"/>
+                    <pic:cNvPicPr/>
+                  </pic:nvPicPr>
+                  <pic:blipFill>
+                    <a:blip r:embed="rId46" cstate="print">
+                      <a:extLst>
+                        <a:ext uri="{28A0092B-C50C-407E-A947-70E740481C1C}">
+                          <a14:useLocalDpi xmlns:a14="http://schemas.microsoft.com/office/drawing/2010/main" val="0"/>
+                        </a:ext>
+                      </a:extLst>
+                    </a:blip>
+                    <a:stretch>
+                      <a:fillRect/>
+                    </a:stretch>
+                  </pic:blipFill>
+                  <pic:spPr>
+                    <a:xfrm>
+                      <a:off x="0" y="0"/>
+                      <a:ext cx="5943600" cy="659130"/>
+                    </a:xfrm>
+                    <a:prstGeom prst="rect">
+                      <a:avLst/>
+                    </a:prstGeom>
+                  </pic:spPr>
+                </pic:pic>
+              </a:graphicData>
+            </a:graphic>
+          </wp:inline>
+        </w:drawing>
+      </w:r>
+    </w:p>
+    <w:p>
+      <w:pPr>
+        <w:rPr>
+          <w:rFonts w:ascii="Times New Roman" w:hAnsi="Times New Roman" w:cs="Times New Roman"/>
+          <w:sz w:val="24"/>
+          <w:szCs w:val="24"/>
+        </w:rPr>
+      </w:pPr>
+      <w:r>
+        <w:rPr>
+          <w:rFonts w:ascii="Times New Roman" w:hAnsi="Times New Roman" w:cs="Times New Roman"/>
+          <w:sz w:val="24"/>
+          <w:szCs w:val="24"/>
+        </w:rPr>
+        <w:t>Fig 6</w:t>
+      </w:r>
+      <w:r>
+        <w:rPr>
+          <w:rFonts w:ascii="Times New Roman" w:hAnsi="Times New Roman" w:cs="Times New Roman"/>
+          <w:sz w:val="24"/>
+          <w:szCs w:val="24"/>
+        </w:rPr>
+        <w:t xml:space="preserve">: </w:t>
+      </w:r>
+      <w:r>
+        <w:rPr>
+          <w:rFonts w:ascii="Times New Roman" w:hAnsi="Times New Roman" w:cs="Times New Roman"/>
+          <w:sz w:val="24"/>
+          <w:szCs w:val="24"/>
+        </w:rPr>
+        <w:t>Similarity Score Between NLP and Learning</w:t>
+      </w:r>
+    </w:p>
+    <w:p>
+      <w:pPr>
+        <w:rPr>
+          <w:rFonts w:ascii="Times New Roman" w:hAnsi="Times New Roman" w:cs="Times New Roman"/>
+          <w:sz w:val="24"/>
+          <w:szCs w:val="24"/>
+        </w:rPr>
+      </w:pPr>
+      <w:r>
+        <w:rPr>
+          <w:rFonts w:ascii="Times New Roman" w:hAnsi="Times New Roman" w:cs="Times New Roman"/>
+          <w:noProof/>
+          <w:sz w:val="24"/>
+          <w:szCs w:val="24"/>
+        </w:rPr>
+        <w:drawing>
+          <wp:inline distT="0" distB="0" distL="0" distR="0" wp14:anchorId="32CCA9F7" wp14:editId="735AA7DE">
+            <wp:extent cx="5943600" cy="660400"/>
+            <wp:effectExtent l="0" t="0" r="0" b="6350"/>
+            <wp:docPr id="309028962" name="Picture 6"/>
+            <wp:cNvGraphicFramePr>
+              <a:graphicFrameLocks xmlns:a="http://schemas.openxmlformats.org/drawingml/2006/main" noChangeAspect="1"/>
+            </wp:cNvGraphicFramePr>
+            <a:graphic xmlns:a="http://schemas.openxmlformats.org/drawingml/2006/main">
+              <a:graphicData uri="http://schemas.openxmlformats.org/drawingml/2006/picture">
+                <pic:pic xmlns:pic="http://schemas.openxmlformats.org/drawingml/2006/picture">
+                  <pic:nvPicPr>
+                    <pic:cNvPr id="309028962" name="Picture 309028962"/>
+                    <pic:cNvPicPr/>
+                  </pic:nvPicPr>
+                  <pic:blipFill>
+                    <a:blip r:embed="rId47" cstate="print">
+                      <a:extLst>
+                        <a:ext uri="{28A0092B-C50C-407E-A947-70E740481C1C}">
+                          <a14:useLocalDpi xmlns:a14="http://schemas.microsoft.com/office/drawing/2010/main" val="0"/>
+                        </a:ext>
+                      </a:extLst>
+                    </a:blip>
+                    <a:stretch>
+                      <a:fillRect/>
+                    </a:stretch>
+                  </pic:blipFill>
+                  <pic:spPr>
+                    <a:xfrm>
+                      <a:off x="0" y="0"/>
+                      <a:ext cx="5943600" cy="660400"/>
+                    </a:xfrm>
+                    <a:prstGeom prst="rect">
+                      <a:avLst/>
+                    </a:prstGeom>
+                  </pic:spPr>
+                </pic:pic>
+              </a:graphicData>
+            </a:graphic>
+          </wp:inline>
+        </w:drawing>
+      </w:r>
+    </w:p>
+    <w:p>
+      <w:pPr>
+        <w:rPr>
+          <w:rFonts w:ascii="Times New Roman" w:hAnsi="Times New Roman" w:cs="Times New Roman"/>
+          <w:sz w:val="24"/>
+          <w:szCs w:val="24"/>
+        </w:rPr>
+      </w:pPr>
+      <w:r>
+        <w:rPr>
+          <w:rFonts w:ascii="Times New Roman" w:hAnsi="Times New Roman" w:cs="Times New Roman"/>
+          <w:sz w:val="24"/>
+          <w:szCs w:val="24"/>
+        </w:rPr>
+        <w:t>Fig 7</w:t>
+      </w:r>
+      <w:r>
+        <w:rPr>
+          <w:rFonts w:ascii="Times New Roman" w:hAnsi="Times New Roman" w:cs="Times New Roman"/>
+          <w:sz w:val="24"/>
+          <w:szCs w:val="24"/>
+        </w:rPr>
+        <w:t xml:space="preserve">: </w:t>
+      </w:r>
+      <w:r>
+        <w:rPr>
+          <w:rFonts w:ascii="Times New Roman" w:hAnsi="Times New Roman" w:cs="Times New Roman"/>
+          <w:sz w:val="24"/>
+          <w:szCs w:val="24"/>
+        </w:rPr>
+        <w:t>Comparison of One-Hot Encoding and Word Embeddings</w:t>
+      </w:r>
+    </w:p>
+    <w:p>
+      <w:pPr>
+        <w:rPr>
+          <w:rFonts w:ascii="Times New Roman" w:hAnsi="Times New Roman" w:cs="Times New Roman"/>
+          <w:sz w:val="24"/>
+          <w:szCs w:val="24"/>
+        </w:rPr>
+      </w:pPr>
+      <w:r>
+        <w:rPr>
+          <w:rFonts w:ascii="Times New Roman" w:hAnsi="Times New Roman" w:cs="Times New Roman"/>
+          <w:noProof/>
+          <w:sz w:val="24"/>
+          <w:szCs w:val="24"/>
+        </w:rPr>
+        <w:drawing>
+          <wp:inline distT="0" distB="0" distL="0" distR="0" wp14:anchorId="654EF9E9" wp14:editId="498AF80B">
+            <wp:extent cx="5943600" cy="2327275"/>
+            <wp:effectExtent l="0" t="0" r="0" b="0"/>
+            <wp:docPr id="878631129" name="Picture 7"/>
+            <wp:cNvGraphicFramePr>
+              <a:graphicFrameLocks xmlns:a="http://schemas.openxmlformats.org/drawingml/2006/main" noChangeAspect="1"/>
+            </wp:cNvGraphicFramePr>
+            <a:graphic xmlns:a="http://schemas.openxmlformats.org/drawingml/2006/main">
+              <a:graphicData uri="http://schemas.openxmlformats.org/drawingml/2006/picture">
+                <pic:pic xmlns:pic="http://schemas.openxmlformats.org/drawingml/2006/picture">
+                  <pic:nvPicPr>
+                    <pic:cNvPr id="878631129" name="Picture 878631129"/>
+                    <pic:cNvPicPr/>
+                  </pic:nvPicPr>
+                  <pic:blipFill>
+                    <a:blip r:embed="rId48" cstate="print">
+                      <a:extLst>
+                        <a:ext uri="{28A0092B-C50C-407E-A947-70E740481C1C}">
+                          <a14:useLocalDpi xmlns:a14="http://schemas.microsoft.com/office/drawing/2010/main" val="0"/>
+                        </a:ext>
+                      </a:extLst>
+                    </a:blip>
+                    <a:stretch>
+                      <a:fillRect/>
+                    </a:stretch>
+                  </pic:blipFill>
+                  <pic:spPr>
+                    <a:xfrm>
+                      <a:off x="0" y="0"/>
+                      <a:ext cx="5943600" cy="2327275"/>
+                    </a:xfrm>
+                    <a:prstGeom prst="rect">
+                      <a:avLst/>
+                    </a:prstGeom>
+                  </pic:spPr>
+                </pic:pic>
+              </a:graphicData>
+            </a:graphic>
+          </wp:inline>
+        </w:drawing>
+      </w:r>
+    </w:p>
+    <w:p>
+      <w:pPr>
+        <w:rPr>
+          <w:rFonts w:ascii="Times New Roman" w:hAnsi="Times New Roman" w:cs="Times New Roman"/>
+          <w:sz w:val="24"/>
+          <w:szCs w:val="24"/>
+        </w:rPr>
+      </w:pPr>
+    </w:p>
+    <w:p>
+      <w:pPr>
+        <w:rPr>
+          <w:rFonts w:ascii="Times New Roman" w:hAnsi="Times New Roman" w:cs="Times New Roman"/>
+          <w:sz w:val="24"/>
+          <w:szCs w:val="24"/>
+        </w:rPr>
+      </w:pPr>
+      <w:r>
+        <w:rPr>
+          <w:rFonts w:ascii="Times New Roman" w:hAnsi="Times New Roman" w:cs="Times New Roman"/>
+          <w:sz w:val="24"/>
+          <w:szCs w:val="24"/>
+        </w:rPr>
+        <w:t xml:space="preserve">WEEK 6: This week I learned about word embeddings and distributed representations in Natural Language Processing. I used the Word2Vec model in </w:t>
+      </w:r>
+      <w:proofErr w:type="spellStart"/>
+      <w:r>
+        <w:rPr>
+          <w:rFonts w:ascii="Times New Roman" w:hAnsi="Times New Roman" w:cs="Times New Roman"/>
+          <w:sz w:val="24"/>
+          <w:szCs w:val="24"/>
+        </w:rPr>
+        <w:t>Gensim</w:t>
+      </w:r>
+      <w:proofErr w:type="spellEnd"/>
+      <w:r>
+        <w:rPr>
+          <w:rFonts w:ascii="Times New Roman" w:hAnsi="Times New Roman" w:cs="Times New Roman"/>
+          <w:sz w:val="24"/>
+          <w:szCs w:val="24"/>
+        </w:rPr>
+        <w:t xml:space="preserve"> to generate vector representations of words and analyze semantic relationships between them. I explored how words with similar meanings are represented by similar vectors in a continuous vector space. I also calculated similarity between words using cosine similarity and observed how embeddings capture context and meaning better than traditional methods. In addition, I compared One-Hot Encoding with Word Embeddings and understood that embeddings are more efficient, compact, and meaningful. These techniques are widely used in modern NLP applications such as search engines, chatbots, recommendation systems, machine translation, and large language models.</w:t>
+      </w:r>
+    </w:p>
+    <w:p>
+      <w:pPr>
+        <w:rPr>
+          <w:rFonts w:ascii="Times New Roman" w:hAnsi="Times New Roman" w:cs="Times New Roman"/>
+          <w:sz w:val="24"/>
+          <w:szCs w:val="24"/>
+        </w:rPr>
+      </w:pPr>
+    </w:p>
+    <w:p>
+      <w:pPr>
+        <w:rPr>
+          <w:rFonts w:ascii="Times New Roman" w:hAnsi="Times New Roman" w:cs="Times New Roman"/>
+          <w:sz w:val="24"/>
+          <w:szCs w:val="24"/>
+        </w:rPr>
+      </w:pPr>
+    </w:p>
+    <w:p>
+      <w:pPr>
+        <w:rPr>
+          <w:rFonts w:ascii="Times New Roman" w:hAnsi="Times New Roman" w:cs="Times New Roman"/>
+          <w:sz w:val="24"/>
+          <w:szCs w:val="24"/>
+        </w:rPr>
+      </w:pPr>
+    </w:p>
+    <w:p>
+      <w:pPr>
+        <w:rPr>
+          <w:rFonts w:ascii="Times New Roman" w:hAnsi="Times New Roman" w:cs="Times New Roman"/>
+          <w:sz w:val="24"/>
+          <w:szCs w:val="24"/>
+        </w:rPr>
+      </w:pPr>
+    </w:p>
+    <w:p>
+      <w:pPr>
+        <w:pStyle w:val="Heading1"/>
+        <w:rPr>
+          <w:rFonts w:ascii="Times New Roman" w:hAnsi="Times New Roman" w:cs="Times New Roman"/>
+          <w:b/>
+          <w:bCs/>
+          <w:sz w:val="26"/>
+          <w:szCs w:val="26"/>
+        </w:rPr>
+      </w:pPr>
+      <w:bookmarkStart w:id="6" w:name="_Toc232674689"/>
+      <w:r>
+        <w:rPr>
+          <w:rFonts w:ascii="Times New Roman" w:hAnsi="Times New Roman" w:cs="Times New Roman"/>
+          <w:b/>
+          <w:bCs/>
+          <w:sz w:val="26"/>
+          <w:szCs w:val="26"/>
+        </w:rPr>
+        <w:lastRenderedPageBreak/>
+        <w:t>WEEK 7: Neural Language Models and Deep Learning for NLP</w:t>
+      </w:r>
+      <w:bookmarkEnd w:id="6"/>
+    </w:p>
+    <w:p>
+      <w:pPr>
+        <w:rPr>
+          <w:rFonts w:ascii="Times New Roman" w:hAnsi="Times New Roman" w:cs="Times New Roman"/>
+          <w:sz w:val="24"/>
+          <w:szCs w:val="24"/>
+        </w:rPr>
+      </w:pPr>
+      <w:r>
+        <w:rPr>
+          <w:rFonts w:ascii="Times New Roman" w:hAnsi="Times New Roman" w:cs="Times New Roman"/>
+          <w:sz w:val="24"/>
+          <w:szCs w:val="24"/>
+        </w:rPr>
+        <w:t>Fig 1: TensorFlow Installation in Google Colab</w:t>
+      </w:r>
+    </w:p>
+    <w:p>
+      <w:pPr>
+        <w:rPr>
+          <w:rFonts w:ascii="Times New Roman" w:hAnsi="Times New Roman" w:cs="Times New Roman"/>
+          <w:sz w:val="24"/>
+          <w:szCs w:val="24"/>
+        </w:rPr>
+      </w:pPr>
+      <w:r>
+        <w:rPr>
+          <w:rFonts w:ascii="Times New Roman" w:hAnsi="Times New Roman" w:cs="Times New Roman"/>
+          <w:noProof/>
+          <w:sz w:val="24"/>
+          <w:szCs w:val="24"/>
+        </w:rPr>
+        <w:drawing>
+          <wp:inline distT="0" distB="0" distL="0" distR="0" wp14:anchorId="63D7B749" wp14:editId="79180387">
+            <wp:extent cx="5943600" cy="2388870"/>
+            <wp:effectExtent l="0" t="0" r="0" b="0"/>
+            <wp:docPr id="1203954839" name="Picture 8"/>
+            <wp:cNvGraphicFramePr>
+              <a:graphicFrameLocks xmlns:a="http://schemas.openxmlformats.org/drawingml/2006/main" noChangeAspect="1"/>
+            </wp:cNvGraphicFramePr>
+            <a:graphic xmlns:a="http://schemas.openxmlformats.org/drawingml/2006/main">
+              <a:graphicData uri="http://schemas.openxmlformats.org/drawingml/2006/picture">
+                <pic:pic xmlns:pic="http://schemas.openxmlformats.org/drawingml/2006/picture">
+                  <pic:nvPicPr>
+                    <pic:cNvPr id="1203954839" name="Picture 1203954839"/>
+                    <pic:cNvPicPr/>
+                  </pic:nvPicPr>
+                  <pic:blipFill>
+                    <a:blip r:embed="rId49" cstate="print">
+                      <a:extLst>
+                        <a:ext uri="{28A0092B-C50C-407E-A947-70E740481C1C}">
+                          <a14:useLocalDpi xmlns:a14="http://schemas.microsoft.com/office/drawing/2010/main" val="0"/>
+                        </a:ext>
+                      </a:extLst>
+                    </a:blip>
+                    <a:stretch>
+                      <a:fillRect/>
+                    </a:stretch>
+                  </pic:blipFill>
+                  <pic:spPr>
+                    <a:xfrm>
+                      <a:off x="0" y="0"/>
+                      <a:ext cx="5943600" cy="2388870"/>
+                    </a:xfrm>
+                    <a:prstGeom prst="rect">
+                      <a:avLst/>
+                    </a:prstGeom>
+                  </pic:spPr>
+                </pic:pic>
+              </a:graphicData>
+            </a:graphic>
+          </wp:inline>
+        </w:drawing>
+      </w:r>
+    </w:p>
+    <w:p>
+      <w:pPr>
+        <w:rPr>
+          <w:rFonts w:ascii="Times New Roman" w:hAnsi="Times New Roman" w:cs="Times New Roman"/>
+          <w:sz w:val="24"/>
+          <w:szCs w:val="24"/>
+        </w:rPr>
+      </w:pPr>
+      <w:r>
+        <w:rPr>
+          <w:rFonts w:ascii="Times New Roman" w:hAnsi="Times New Roman" w:cs="Times New Roman"/>
+          <w:sz w:val="24"/>
+          <w:szCs w:val="24"/>
+        </w:rPr>
+        <w:t>Fig 2: Text Tokenization Output</w:t>
+      </w:r>
+    </w:p>
+    <w:p>
+      <w:pPr>
+        <w:rPr>
+          <w:rFonts w:ascii="Times New Roman" w:hAnsi="Times New Roman" w:cs="Times New Roman"/>
+          <w:sz w:val="24"/>
+          <w:szCs w:val="24"/>
+        </w:rPr>
+      </w:pPr>
+      <w:r>
+        <w:rPr>
+          <w:rFonts w:ascii="Times New Roman" w:hAnsi="Times New Roman" w:cs="Times New Roman"/>
+          <w:noProof/>
+          <w:sz w:val="24"/>
+          <w:szCs w:val="24"/>
+        </w:rPr>
+        <w:drawing>
+          <wp:inline distT="0" distB="0" distL="0" distR="0" wp14:anchorId="2FE7FA3E" wp14:editId="2DEC812B">
+            <wp:extent cx="5943600" cy="1849755"/>
+            <wp:effectExtent l="0" t="0" r="0" b="0"/>
+            <wp:docPr id="1923431307" name="Picture 9"/>
+            <wp:cNvGraphicFramePr>
+              <a:graphicFrameLocks xmlns:a="http://schemas.openxmlformats.org/drawingml/2006/main" noChangeAspect="1"/>
+            </wp:cNvGraphicFramePr>
+            <a:graphic xmlns:a="http://schemas.openxmlformats.org/drawingml/2006/main">
+              <a:graphicData uri="http://schemas.openxmlformats.org/drawingml/2006/picture">
+                <pic:pic xmlns:pic="http://schemas.openxmlformats.org/drawingml/2006/picture">
+                  <pic:nvPicPr>
+                    <pic:cNvPr id="1923431307" name="Picture 1923431307"/>
+                    <pic:cNvPicPr/>
+                  </pic:nvPicPr>
+                  <pic:blipFill>
+                    <a:blip r:embed="rId50" cstate="print">
+                      <a:extLst>
+                        <a:ext uri="{28A0092B-C50C-407E-A947-70E740481C1C}">
+                          <a14:useLocalDpi xmlns:a14="http://schemas.microsoft.com/office/drawing/2010/main" val="0"/>
+                        </a:ext>
+                      </a:extLst>
+                    </a:blip>
+                    <a:stretch>
+                      <a:fillRect/>
+                    </a:stretch>
+                  </pic:blipFill>
+                  <pic:spPr>
+                    <a:xfrm>
+                      <a:off x="0" y="0"/>
+                      <a:ext cx="5943600" cy="1849755"/>
+                    </a:xfrm>
+                    <a:prstGeom prst="rect">
+                      <a:avLst/>
+                    </a:prstGeom>
+                  </pic:spPr>
+                </pic:pic>
+              </a:graphicData>
+            </a:graphic>
+          </wp:inline>
+        </w:drawing>
+      </w:r>
+    </w:p>
+    <w:p>
+      <w:pPr>
+        <w:rPr>
+          <w:rFonts w:ascii="Times New Roman" w:hAnsi="Times New Roman" w:cs="Times New Roman"/>
+          <w:sz w:val="24"/>
+          <w:szCs w:val="24"/>
+        </w:rPr>
+      </w:pPr>
+      <w:r>
+        <w:rPr>
+          <w:rFonts w:ascii="Times New Roman" w:hAnsi="Times New Roman" w:cs="Times New Roman"/>
+          <w:sz w:val="24"/>
+          <w:szCs w:val="24"/>
+        </w:rPr>
+        <w:t>Fig 3: Text Sequence Conversion</w:t>
+      </w:r>
+    </w:p>
+    <w:p>
+      <w:pPr>
+        <w:rPr>
+          <w:rFonts w:ascii="Times New Roman" w:hAnsi="Times New Roman" w:cs="Times New Roman"/>
+          <w:sz w:val="24"/>
+          <w:szCs w:val="24"/>
+        </w:rPr>
+      </w:pPr>
+      <w:r>
+        <w:rPr>
+          <w:rFonts w:ascii="Times New Roman" w:hAnsi="Times New Roman" w:cs="Times New Roman"/>
+          <w:noProof/>
+          <w:sz w:val="24"/>
+          <w:szCs w:val="24"/>
+        </w:rPr>
+        <w:drawing>
+          <wp:inline distT="0" distB="0" distL="0" distR="0" wp14:anchorId="28294A75" wp14:editId="1A89A786">
+            <wp:extent cx="5943600" cy="1109345"/>
+            <wp:effectExtent l="0" t="0" r="0" b="0"/>
+            <wp:docPr id="1088334554" name="Picture 10"/>
+            <wp:cNvGraphicFramePr>
+              <a:graphicFrameLocks xmlns:a="http://schemas.openxmlformats.org/drawingml/2006/main" noChangeAspect="1"/>
+            </wp:cNvGraphicFramePr>
+            <a:graphic xmlns:a="http://schemas.openxmlformats.org/drawingml/2006/main">
+              <a:graphicData uri="http://schemas.openxmlformats.org/drawingml/2006/picture">
+                <pic:pic xmlns:pic="http://schemas.openxmlformats.org/drawingml/2006/picture">
+                  <pic:nvPicPr>
+                    <pic:cNvPr id="1088334554" name="Picture 1088334554"/>
+                    <pic:cNvPicPr/>
+                  </pic:nvPicPr>
+                  <pic:blipFill>
+                    <a:blip r:embed="rId51" cstate="print">
+                      <a:extLst>
+                        <a:ext uri="{28A0092B-C50C-407E-A947-70E740481C1C}">
+                          <a14:useLocalDpi xmlns:a14="http://schemas.microsoft.com/office/drawing/2010/main" val="0"/>
+                        </a:ext>
+                      </a:extLst>
+                    </a:blip>
+                    <a:stretch>
+                      <a:fillRect/>
+                    </a:stretch>
+                  </pic:blipFill>
+                  <pic:spPr>
+                    <a:xfrm>
+                      <a:off x="0" y="0"/>
+                      <a:ext cx="5943600" cy="1109345"/>
+                    </a:xfrm>
+                    <a:prstGeom prst="rect">
+                      <a:avLst/>
+                    </a:prstGeom>
+                  </pic:spPr>
+                </pic:pic>
+              </a:graphicData>
+            </a:graphic>
+          </wp:inline>
+        </w:drawing>
+      </w:r>
+    </w:p>
+    <w:p>
+      <w:pPr>
+        <w:rPr>
+          <w:rFonts w:ascii="Times New Roman" w:hAnsi="Times New Roman" w:cs="Times New Roman"/>
+          <w:sz w:val="24"/>
+          <w:szCs w:val="24"/>
+        </w:rPr>
+      </w:pPr>
+    </w:p>
+    <w:p>
+      <w:pPr>
+        <w:rPr>
+          <w:rFonts w:ascii="Times New Roman" w:hAnsi="Times New Roman" w:cs="Times New Roman"/>
+          <w:sz w:val="24"/>
+          <w:szCs w:val="24"/>
+        </w:rPr>
+      </w:pPr>
+    </w:p>
+    <w:p>
+      <w:pPr>
+        <w:rPr>
+          <w:rFonts w:ascii="Times New Roman" w:hAnsi="Times New Roman" w:cs="Times New Roman"/>
+          <w:sz w:val="24"/>
+          <w:szCs w:val="24"/>
+        </w:rPr>
+      </w:pPr>
+    </w:p>
+    <w:p>
+      <w:pPr>
+        <w:rPr>
+          <w:rFonts w:ascii="Times New Roman" w:hAnsi="Times New Roman" w:cs="Times New Roman"/>
+          <w:sz w:val="24"/>
+          <w:szCs w:val="24"/>
+        </w:rPr>
+      </w:pPr>
+    </w:p>
+    <w:p>
+      <w:pPr>
+        <w:rPr>
+          <w:rFonts w:ascii="Times New Roman" w:hAnsi="Times New Roman" w:cs="Times New Roman"/>
+          <w:sz w:val="24"/>
+          <w:szCs w:val="24"/>
+        </w:rPr>
+      </w:pPr>
+    </w:p>
+    <w:p>
+      <w:pPr>
+        <w:rPr>
+          <w:rFonts w:ascii="Times New Roman" w:hAnsi="Times New Roman" w:cs="Times New Roman"/>
+          <w:sz w:val="24"/>
+          <w:szCs w:val="24"/>
+        </w:rPr>
+      </w:pPr>
+      <w:r>
+        <w:rPr>
+          <w:rFonts w:ascii="Times New Roman" w:hAnsi="Times New Roman" w:cs="Times New Roman"/>
+          <w:sz w:val="24"/>
+          <w:szCs w:val="24"/>
+        </w:rPr>
+        <w:lastRenderedPageBreak/>
+        <w:t>Fig 4: Neural Network Architecture</w:t>
+      </w:r>
+    </w:p>
+    <w:p>
+      <w:pPr>
+        <w:rPr>
+          <w:rFonts w:ascii="Times New Roman" w:hAnsi="Times New Roman" w:cs="Times New Roman"/>
+          <w:sz w:val="24"/>
+          <w:szCs w:val="24"/>
+        </w:rPr>
+      </w:pPr>
+      <w:r>
+        <w:rPr>
+          <w:rFonts w:ascii="Times New Roman" w:hAnsi="Times New Roman" w:cs="Times New Roman"/>
+          <w:noProof/>
+          <w:sz w:val="24"/>
+          <w:szCs w:val="24"/>
+        </w:rPr>
+        <w:drawing>
+          <wp:inline distT="0" distB="0" distL="0" distR="0" wp14:anchorId="266450A2" wp14:editId="475A9522">
+            <wp:extent cx="5943600" cy="2345690"/>
+            <wp:effectExtent l="0" t="0" r="0" b="0"/>
+            <wp:docPr id="1729485284" name="Picture 11"/>
+            <wp:cNvGraphicFramePr>
+              <a:graphicFrameLocks xmlns:a="http://schemas.openxmlformats.org/drawingml/2006/main" noChangeAspect="1"/>
+            </wp:cNvGraphicFramePr>
+            <a:graphic xmlns:a="http://schemas.openxmlformats.org/drawingml/2006/main">
+              <a:graphicData uri="http://schemas.openxmlformats.org/drawingml/2006/picture">
+                <pic:pic xmlns:pic="http://schemas.openxmlformats.org/drawingml/2006/picture">
+                  <pic:nvPicPr>
+                    <pic:cNvPr id="1729485284" name="Picture 1729485284"/>
+                    <pic:cNvPicPr/>
+                  </pic:nvPicPr>
+                  <pic:blipFill>
+                    <a:blip r:embed="rId52" cstate="print">
+                      <a:extLst>
+                        <a:ext uri="{28A0092B-C50C-407E-A947-70E740481C1C}">
+                          <a14:useLocalDpi xmlns:a14="http://schemas.microsoft.com/office/drawing/2010/main" val="0"/>
+                        </a:ext>
+                      </a:extLst>
+                    </a:blip>
+                    <a:stretch>
+                      <a:fillRect/>
+                    </a:stretch>
+                  </pic:blipFill>
+                  <pic:spPr>
+                    <a:xfrm>
+                      <a:off x="0" y="0"/>
+                      <a:ext cx="5943600" cy="2345690"/>
+                    </a:xfrm>
+                    <a:prstGeom prst="rect">
+                      <a:avLst/>
+                    </a:prstGeom>
+                  </pic:spPr>
+                </pic:pic>
+              </a:graphicData>
+            </a:graphic>
+          </wp:inline>
+        </w:drawing>
+      </w:r>
+    </w:p>
+    <w:p>
+      <w:pPr>
+        <w:rPr>
+          <w:rFonts w:ascii="Times New Roman" w:hAnsi="Times New Roman" w:cs="Times New Roman"/>
+          <w:sz w:val="24"/>
+          <w:szCs w:val="24"/>
+        </w:rPr>
+      </w:pPr>
+      <w:r>
+        <w:rPr>
+          <w:rFonts w:ascii="Times New Roman" w:hAnsi="Times New Roman" w:cs="Times New Roman"/>
+          <w:sz w:val="24"/>
+          <w:szCs w:val="24"/>
+        </w:rPr>
+        <w:t xml:space="preserve">Fig </w:t>
+      </w:r>
+      <w:proofErr w:type="gramStart"/>
+      <w:r>
+        <w:rPr>
+          <w:rFonts w:ascii="Times New Roman" w:hAnsi="Times New Roman" w:cs="Times New Roman"/>
+          <w:sz w:val="24"/>
+          <w:szCs w:val="24"/>
+        </w:rPr>
+        <w:t>5:Neural</w:t>
+      </w:r>
+      <w:proofErr w:type="gramEnd"/>
+      <w:r>
+        <w:rPr>
+          <w:rFonts w:ascii="Times New Roman" w:hAnsi="Times New Roman" w:cs="Times New Roman"/>
+          <w:sz w:val="24"/>
+          <w:szCs w:val="24"/>
+        </w:rPr>
+        <w:t xml:space="preserve"> Language Model Prediction Output</w:t>
+      </w:r>
+    </w:p>
+    <w:p>
+      <w:pPr>
+        <w:rPr>
+          <w:rFonts w:ascii="Times New Roman" w:hAnsi="Times New Roman" w:cs="Times New Roman"/>
+          <w:sz w:val="24"/>
+          <w:szCs w:val="24"/>
+        </w:rPr>
+      </w:pPr>
+      <w:r>
+        <w:rPr>
+          <w:rFonts w:ascii="Times New Roman" w:hAnsi="Times New Roman" w:cs="Times New Roman"/>
+          <w:noProof/>
+          <w:sz w:val="24"/>
+          <w:szCs w:val="24"/>
+        </w:rPr>
+        <w:drawing>
+          <wp:inline distT="0" distB="0" distL="0" distR="0" wp14:anchorId="1E4D4142" wp14:editId="7AEAAFF1">
+            <wp:extent cx="5943600" cy="960755"/>
+            <wp:effectExtent l="0" t="0" r="0" b="0"/>
+            <wp:docPr id="1408636532" name="Picture 12"/>
+            <wp:cNvGraphicFramePr>
+              <a:graphicFrameLocks xmlns:a="http://schemas.openxmlformats.org/drawingml/2006/main" noChangeAspect="1"/>
+            </wp:cNvGraphicFramePr>
+            <a:graphic xmlns:a="http://schemas.openxmlformats.org/drawingml/2006/main">
+              <a:graphicData uri="http://schemas.openxmlformats.org/drawingml/2006/picture">
+                <pic:pic xmlns:pic="http://schemas.openxmlformats.org/drawingml/2006/picture">
+                  <pic:nvPicPr>
+                    <pic:cNvPr id="1408636532" name="Picture 1408636532"/>
+                    <pic:cNvPicPr/>
+                  </pic:nvPicPr>
+                  <pic:blipFill>
+                    <a:blip r:embed="rId53" cstate="print">
+                      <a:extLst>
+                        <a:ext uri="{28A0092B-C50C-407E-A947-70E740481C1C}">
+                          <a14:useLocalDpi xmlns:a14="http://schemas.microsoft.com/office/drawing/2010/main" val="0"/>
+                        </a:ext>
+                      </a:extLst>
+                    </a:blip>
+                    <a:stretch>
+                      <a:fillRect/>
+                    </a:stretch>
+                  </pic:blipFill>
+                  <pic:spPr>
+                    <a:xfrm>
+                      <a:off x="0" y="0"/>
+                      <a:ext cx="5943600" cy="960755"/>
+                    </a:xfrm>
+                    <a:prstGeom prst="rect">
+                      <a:avLst/>
+                    </a:prstGeom>
+                  </pic:spPr>
+                </pic:pic>
+              </a:graphicData>
+            </a:graphic>
+          </wp:inline>
+        </w:drawing>
+      </w:r>
+    </w:p>
+    <w:p>
+      <w:pPr>
+        <w:rPr>
+          <w:rFonts w:ascii="Times New Roman" w:hAnsi="Times New Roman" w:cs="Times New Roman"/>
+          <w:sz w:val="24"/>
+          <w:szCs w:val="24"/>
+        </w:rPr>
+      </w:pPr>
+      <w:r>
+        <w:rPr>
+          <w:rFonts w:ascii="Times New Roman" w:hAnsi="Times New Roman" w:cs="Times New Roman"/>
+          <w:sz w:val="24"/>
+          <w:szCs w:val="24"/>
+        </w:rPr>
+        <w:t xml:space="preserve">Fig </w:t>
+      </w:r>
+      <w:proofErr w:type="gramStart"/>
+      <w:r>
+        <w:rPr>
+          <w:rFonts w:ascii="Times New Roman" w:hAnsi="Times New Roman" w:cs="Times New Roman"/>
+          <w:sz w:val="24"/>
+          <w:szCs w:val="24"/>
+        </w:rPr>
+        <w:t>6:Comparison</w:t>
+      </w:r>
+      <w:proofErr w:type="gramEnd"/>
+      <w:r>
+        <w:rPr>
+          <w:rFonts w:ascii="Times New Roman" w:hAnsi="Times New Roman" w:cs="Times New Roman"/>
+          <w:sz w:val="24"/>
+          <w:szCs w:val="24"/>
+        </w:rPr>
+        <w:t xml:space="preserve"> of N-Gram and Neural Language Models</w:t>
+      </w:r>
+    </w:p>
+    <w:p>
+      <w:pPr>
+        <w:rPr>
+          <w:rFonts w:ascii="Times New Roman" w:hAnsi="Times New Roman" w:cs="Times New Roman"/>
+          <w:sz w:val="24"/>
+          <w:szCs w:val="24"/>
+        </w:rPr>
+      </w:pPr>
+      <w:r>
+        <w:rPr>
+          <w:rFonts w:ascii="Times New Roman" w:hAnsi="Times New Roman" w:cs="Times New Roman"/>
+          <w:noProof/>
+          <w:sz w:val="24"/>
+          <w:szCs w:val="24"/>
+        </w:rPr>
+        <w:drawing>
+          <wp:inline distT="0" distB="0" distL="0" distR="0" wp14:anchorId="5B8F6021" wp14:editId="531F82D3">
+            <wp:extent cx="5943600" cy="1674495"/>
+            <wp:effectExtent l="0" t="0" r="0" b="1905"/>
+            <wp:docPr id="1632795523" name="Picture 13"/>
+            <wp:cNvGraphicFramePr>
+              <a:graphicFrameLocks xmlns:a="http://schemas.openxmlformats.org/drawingml/2006/main" noChangeAspect="1"/>
+            </wp:cNvGraphicFramePr>
+            <a:graphic xmlns:a="http://schemas.openxmlformats.org/drawingml/2006/main">
+              <a:graphicData uri="http://schemas.openxmlformats.org/drawingml/2006/picture">
+                <pic:pic xmlns:pic="http://schemas.openxmlformats.org/drawingml/2006/picture">
+                  <pic:nvPicPr>
+                    <pic:cNvPr id="1632795523" name="Picture 1632795523"/>
+                    <pic:cNvPicPr/>
+                  </pic:nvPicPr>
+                  <pic:blipFill>
+                    <a:blip r:embed="rId54" cstate="print">
+                      <a:extLst>
+                        <a:ext uri="{28A0092B-C50C-407E-A947-70E740481C1C}">
+                          <a14:useLocalDpi xmlns:a14="http://schemas.microsoft.com/office/drawing/2010/main" val="0"/>
+                        </a:ext>
+                      </a:extLst>
+                    </a:blip>
+                    <a:stretch>
+                      <a:fillRect/>
+                    </a:stretch>
+                  </pic:blipFill>
+                  <pic:spPr>
+                    <a:xfrm>
+                      <a:off x="0" y="0"/>
+                      <a:ext cx="5943600" cy="1674495"/>
+                    </a:xfrm>
+                    <a:prstGeom prst="rect">
+                      <a:avLst/>
+                    </a:prstGeom>
+                  </pic:spPr>
+                </pic:pic>
+              </a:graphicData>
+            </a:graphic>
+          </wp:inline>
+        </w:drawing>
+      </w:r>
+    </w:p>
+    <w:p>
+      <w:pPr>
+        <w:rPr>
+          <w:rFonts w:ascii="Times New Roman" w:hAnsi="Times New Roman" w:cs="Times New Roman"/>
+          <w:sz w:val="24"/>
+          <w:szCs w:val="24"/>
+        </w:rPr>
+      </w:pPr>
+    </w:p>
+    <w:p>
+      <w:pPr>
+        <w:rPr>
+          <w:rFonts w:ascii="Times New Roman" w:hAnsi="Times New Roman" w:cs="Times New Roman"/>
+          <w:sz w:val="24"/>
+          <w:szCs w:val="24"/>
+        </w:rPr>
+      </w:pPr>
+    </w:p>
+    <w:p>
+      <w:pPr>
+        <w:rPr>
+          <w:rFonts w:ascii="Times New Roman" w:hAnsi="Times New Roman" w:cs="Times New Roman"/>
+          <w:sz w:val="24"/>
+          <w:szCs w:val="24"/>
+        </w:rPr>
+      </w:pPr>
+      <w:r>
+        <w:rPr>
+          <w:rFonts w:ascii="Times New Roman" w:hAnsi="Times New Roman" w:cs="Times New Roman"/>
+          <w:sz w:val="24"/>
+          <w:szCs w:val="24"/>
+        </w:rPr>
+        <w:t xml:space="preserve">WEEK 7: This week I learned about Neural Language Models and how deep learning is used in Natural Language Processing. I explored how text is converted into numerical form using tokenization and sequences, and how neural networks learn patterns from data to predict words. I studied the structure of neural networks including input, hidden, and output layers, and activation functions such as </w:t>
+      </w:r>
+      <w:proofErr w:type="spellStart"/>
+      <w:r>
+        <w:rPr>
+          <w:rFonts w:ascii="Times New Roman" w:hAnsi="Times New Roman" w:cs="Times New Roman"/>
+          <w:sz w:val="24"/>
+          <w:szCs w:val="24"/>
+        </w:rPr>
+        <w:t>ReLU</w:t>
+      </w:r>
+      <w:proofErr w:type="spellEnd"/>
+      <w:r>
+        <w:rPr>
+          <w:rFonts w:ascii="Times New Roman" w:hAnsi="Times New Roman" w:cs="Times New Roman"/>
+          <w:sz w:val="24"/>
+          <w:szCs w:val="24"/>
+        </w:rPr>
+        <w:t xml:space="preserve"> and </w:t>
+      </w:r>
+      <w:proofErr w:type="spellStart"/>
+      <w:r>
+        <w:rPr>
+          <w:rFonts w:ascii="Times New Roman" w:hAnsi="Times New Roman" w:cs="Times New Roman"/>
+          <w:sz w:val="24"/>
+          <w:szCs w:val="24"/>
+        </w:rPr>
+        <w:t>Softmax</w:t>
+      </w:r>
+      <w:proofErr w:type="spellEnd"/>
+      <w:r>
+        <w:rPr>
+          <w:rFonts w:ascii="Times New Roman" w:hAnsi="Times New Roman" w:cs="Times New Roman"/>
+          <w:sz w:val="24"/>
+          <w:szCs w:val="24"/>
+        </w:rPr>
+        <w:t>. Using TensorFlow, I observed a simple model making predictions from input data. These concepts helped me understand how modern NLP systems like predictive text, chatbots, and machine translation work.</w:t>
       </w:r>
     </w:p>
     <w:sectPr>
